--- a/constitucion_sas_nova_bienestar/docx/09_Titulos_de_acciones_y_comprobantes_de_aporte.docx
+++ b/constitucion_sas_nova_bienestar/docx/09_Titulos_de_acciones_y_comprobantes_de_aporte.docx
@@ -222,33 +222,7 @@
           <w:i w:val="0"/>
           <w:u w:val="none"/>
         </w:rPr>
-        <w:t xml:space="preserve">Sociedad por acciones simplificada — NIT </w:t>
-      </w:r>
-      <w:r>
-        <w:rPr>
-          <w:rFonts w:ascii="Times New Roman" w:hAnsi="Times New Roman"/>
-          <w:b w:val="0"/>
-          <w:i w:val="0"/>
-          <w:u w:val="single"/>
-        </w:rPr>
-        <w:t>_</w:t>
-      </w:r>
-      <w:r>
-        <w:rPr>
-          <w:rFonts w:ascii="Times New Roman" w:hAnsi="Times New Roman"/>
-          <w:b w:val="0"/>
-          <w:i w:val="0"/>
-          <w:u w:val="single"/>
-        </w:rPr>
-        <w:t>_</w:t>
-      </w:r>
-      <w:r>
-        <w:rPr>
-          <w:rFonts w:ascii="Times New Roman" w:hAnsi="Times New Roman"/>
-          <w:b w:val="0"/>
-          <w:i w:val="0"/>
-          <w:u w:val="single"/>
-        </w:rPr>
+        <w:t>Sociedad por acciones simplificada — NIT ____________</w:t>
       </w:r>
     </w:p>
     <w:p>
@@ -794,27 +768,7 @@
                 <w:sz w:val="20"/>
                 <w:u w:val="none"/>
               </w:rPr>
-              <w:t xml:space="preserve">Documento privado del 1.º de octubre de 2026, inscrito en el registro mercantil de la Cámara de Comercio de Medellín para Antioquia bajo el número </w:t>
-            </w:r>
-            <w:r>
-              <w:rPr>
-                <w:rFonts w:ascii="Times New Roman" w:hAnsi="Times New Roman"/>
-                <w:b w:val="0"/>
-                <w:i w:val="0"/>
-                <w:sz w:val="20"/>
-                <w:u w:val="single"/>
-              </w:rPr>
-              <w:t>_</w:t>
-            </w:r>
-            <w:r>
-              <w:rPr>
-                <w:rFonts w:ascii="Times New Roman" w:hAnsi="Times New Roman"/>
-                <w:b w:val="0"/>
-                <w:i w:val="0"/>
-                <w:sz w:val="20"/>
-                <w:u w:val="none"/>
-              </w:rPr>
-              <w:t>___ del libro IX</w:t>
+              <w:t>Documento privado del 1.º de octubre de 2026, inscrito en el registro mercantil de la Cámara de Comercio de Medellín para Antioquia bajo el número ________ del libro IX</w:t>
             </w:r>
           </w:p>
         </w:tc>
@@ -858,36 +812,7 @@
                 <w:sz w:val="20"/>
                 <w:u w:val="none"/>
               </w:rPr>
-              <w:t xml:space="preserve">N.º </w:t>
-            </w:r>
-            <w:r>
-              <w:rPr>
-                <w:rFonts w:ascii="Times New Roman" w:hAnsi="Times New Roman"/>
-                <w:b w:val="0"/>
-                <w:i w:val="0"/>
-                <w:sz w:val="20"/>
-                <w:u w:val="single"/>
-              </w:rPr>
-              <w:t>_</w:t>
-            </w:r>
-            <w:r>
-              <w:rPr>
-                <w:rFonts w:ascii="Times New Roman" w:hAnsi="Times New Roman"/>
-                <w:b w:val="0"/>
-                <w:i w:val="0"/>
-                <w:sz w:val="20"/>
-                <w:u w:val="single"/>
-              </w:rPr>
-              <w:t>_</w:t>
-            </w:r>
-            <w:r>
-              <w:rPr>
-                <w:rFonts w:ascii="Times New Roman" w:hAnsi="Times New Roman"/>
-                <w:b w:val="0"/>
-                <w:i w:val="0"/>
-                <w:sz w:val="20"/>
-                <w:u w:val="single"/>
-              </w:rPr>
+              <w:t>N.º ____________</w:t>
             </w:r>
           </w:p>
         </w:tc>
@@ -929,19 +854,9 @@
                 <w:b w:val="0"/>
                 <w:i w:val="0"/>
                 <w:sz w:val="20"/>
-                <w:u w:val="single"/>
-              </w:rPr>
-              <w:t xml:space="preserve">__ / </w:t>
-            </w:r>
-            <w:r>
-              <w:rPr>
-                <w:rFonts w:ascii="Times New Roman" w:hAnsi="Times New Roman"/>
-                <w:b w:val="0"/>
-                <w:i w:val="0"/>
-                <w:sz w:val="20"/>
                 <w:u w:val="none"/>
               </w:rPr>
-              <w:t>__ / 2026</w:t>
+              <w:t>____ / ____ / 2026</w:t>
             </w:r>
           </w:p>
         </w:tc>
@@ -1117,53 +1032,9 @@
                 <w:rFonts w:ascii="Times New Roman" w:hAnsi="Times New Roman"/>
                 <w:b w:val="0"/>
                 <w:i w:val="0"/>
-                <w:u w:val="single"/>
+                <w:u w:val="none"/>
               </w:rPr>
-              <w:t>_</w:t>
-            </w:r>
-            <w:r>
-              <w:rPr>
-                <w:rFonts w:ascii="Times New Roman" w:hAnsi="Times New Roman"/>
-                <w:b w:val="0"/>
-                <w:i w:val="0"/>
-                <w:u w:val="single"/>
-              </w:rPr>
-              <w:t>_</w:t>
-            </w:r>
-            <w:r>
-              <w:rPr>
-                <w:rFonts w:ascii="Times New Roman" w:hAnsi="Times New Roman"/>
-                <w:b w:val="0"/>
-                <w:i w:val="0"/>
-                <w:u w:val="single"/>
-              </w:rPr>
-              <w:t>_</w:t>
-            </w:r>
-            <w:r>
-              <w:rPr>
-                <w:rFonts w:ascii="Times New Roman" w:hAnsi="Times New Roman"/>
-                <w:b w:val="0"/>
-                <w:i w:val="0"/>
-                <w:u w:val="single"/>
-              </w:rPr>
-              <w:t>_</w:t>
-            </w:r>
-            <w:r>
-              <w:rPr>
-                <w:rFonts w:ascii="Times New Roman" w:hAnsi="Times New Roman"/>
-                <w:b w:val="0"/>
-                <w:i w:val="0"/>
-                <w:u w:val="single"/>
-              </w:rPr>
-              <w:t>_</w:t>
-            </w:r>
-            <w:r>
-              <w:rPr>
-                <w:rFonts w:ascii="Times New Roman" w:hAnsi="Times New Roman"/>
-                <w:b w:val="0"/>
-                <w:i w:val="0"/>
-                <w:u w:val="single"/>
-              </w:rPr>
+              <w:t>____________________________</w:t>
             </w:r>
           </w:p>
           <w:p>
@@ -1225,53 +1096,9 @@
                 <w:rFonts w:ascii="Times New Roman" w:hAnsi="Times New Roman"/>
                 <w:b w:val="0"/>
                 <w:i w:val="0"/>
-                <w:u w:val="single"/>
+                <w:u w:val="none"/>
               </w:rPr>
-              <w:t>_</w:t>
-            </w:r>
-            <w:r>
-              <w:rPr>
-                <w:rFonts w:ascii="Times New Roman" w:hAnsi="Times New Roman"/>
-                <w:b w:val="0"/>
-                <w:i w:val="0"/>
-                <w:u w:val="single"/>
-              </w:rPr>
-              <w:t>_</w:t>
-            </w:r>
-            <w:r>
-              <w:rPr>
-                <w:rFonts w:ascii="Times New Roman" w:hAnsi="Times New Roman"/>
-                <w:b w:val="0"/>
-                <w:i w:val="0"/>
-                <w:u w:val="single"/>
-              </w:rPr>
-              <w:t>_</w:t>
-            </w:r>
-            <w:r>
-              <w:rPr>
-                <w:rFonts w:ascii="Times New Roman" w:hAnsi="Times New Roman"/>
-                <w:b w:val="0"/>
-                <w:i w:val="0"/>
-                <w:u w:val="single"/>
-              </w:rPr>
-              <w:t>_</w:t>
-            </w:r>
-            <w:r>
-              <w:rPr>
-                <w:rFonts w:ascii="Times New Roman" w:hAnsi="Times New Roman"/>
-                <w:b w:val="0"/>
-                <w:i w:val="0"/>
-                <w:u w:val="single"/>
-              </w:rPr>
-              <w:t>_</w:t>
-            </w:r>
-            <w:r>
-              <w:rPr>
-                <w:rFonts w:ascii="Times New Roman" w:hAnsi="Times New Roman"/>
-                <w:b w:val="0"/>
-                <w:i w:val="0"/>
-                <w:u w:val="single"/>
-              </w:rPr>
+              <w:t>____________________________</w:t>
             </w:r>
           </w:p>
           <w:p>
@@ -1284,39 +1111,9 @@
                 <w:b/>
                 <w:i w:val="0"/>
                 <w:sz w:val="20"/>
-                <w:u w:val="single"/>
+                <w:u w:val="none"/>
               </w:rPr>
-              <w:t>_</w:t>
-            </w:r>
-            <w:r>
-              <w:rPr>
-                <w:rFonts w:ascii="Times New Roman" w:hAnsi="Times New Roman"/>
-                <w:b/>
-                <w:i w:val="0"/>
-                <w:sz w:val="20"/>
-                <w:u w:val="single"/>
-              </w:rPr>
-              <w:t>_</w:t>
-            </w:r>
-            <w:r>
-              <w:rPr>
-                <w:rFonts w:ascii="Times New Roman" w:hAnsi="Times New Roman"/>
-                <w:b/>
-                <w:i w:val="0"/>
-                <w:sz w:val="20"/>
-                <w:u w:val="single"/>
-              </w:rPr>
-              <w:t>_</w:t>
-            </w:r>
-            <w:r>
-              <w:rPr>
-                <w:rFonts w:ascii="Times New Roman" w:hAnsi="Times New Roman"/>
-                <w:b/>
-                <w:i w:val="0"/>
-                <w:sz w:val="20"/>
-                <w:u w:val="single"/>
-              </w:rPr>
-              <w:t>_</w:t>
+              <w:t>____________________</w:t>
             </w:r>
           </w:p>
           <w:p>
@@ -1383,33 +1180,7 @@
           <w:i w:val="0"/>
           <w:u w:val="none"/>
         </w:rPr>
-        <w:t xml:space="preserve">Sociedad por acciones simplificada — NIT </w:t>
-      </w:r>
-      <w:r>
-        <w:rPr>
-          <w:rFonts w:ascii="Times New Roman" w:hAnsi="Times New Roman"/>
-          <w:b w:val="0"/>
-          <w:i w:val="0"/>
-          <w:u w:val="single"/>
-        </w:rPr>
-        <w:t>_</w:t>
-      </w:r>
-      <w:r>
-        <w:rPr>
-          <w:rFonts w:ascii="Times New Roman" w:hAnsi="Times New Roman"/>
-          <w:b w:val="0"/>
-          <w:i w:val="0"/>
-          <w:u w:val="single"/>
-        </w:rPr>
-        <w:t>_</w:t>
-      </w:r>
-      <w:r>
-        <w:rPr>
-          <w:rFonts w:ascii="Times New Roman" w:hAnsi="Times New Roman"/>
-          <w:b w:val="0"/>
-          <w:i w:val="0"/>
-          <w:u w:val="single"/>
-        </w:rPr>
+        <w:t>Sociedad por acciones simplificada — NIT ____________</w:t>
       </w:r>
     </w:p>
     <w:p>
@@ -1955,27 +1726,7 @@
                 <w:sz w:val="20"/>
                 <w:u w:val="none"/>
               </w:rPr>
-              <w:t xml:space="preserve">Documento privado del 1.º de octubre de 2026, inscrito en el registro mercantil de la Cámara de Comercio de Medellín para Antioquia bajo el número </w:t>
-            </w:r>
-            <w:r>
-              <w:rPr>
-                <w:rFonts w:ascii="Times New Roman" w:hAnsi="Times New Roman"/>
-                <w:b w:val="0"/>
-                <w:i w:val="0"/>
-                <w:sz w:val="20"/>
-                <w:u w:val="single"/>
-              </w:rPr>
-              <w:t>_</w:t>
-            </w:r>
-            <w:r>
-              <w:rPr>
-                <w:rFonts w:ascii="Times New Roman" w:hAnsi="Times New Roman"/>
-                <w:b w:val="0"/>
-                <w:i w:val="0"/>
-                <w:sz w:val="20"/>
-                <w:u w:val="none"/>
-              </w:rPr>
-              <w:t>___ del libro IX</w:t>
+              <w:t>Documento privado del 1.º de octubre de 2026, inscrito en el registro mercantil de la Cámara de Comercio de Medellín para Antioquia bajo el número ________ del libro IX</w:t>
             </w:r>
           </w:p>
         </w:tc>
@@ -2019,36 +1770,7 @@
                 <w:sz w:val="20"/>
                 <w:u w:val="none"/>
               </w:rPr>
-              <w:t xml:space="preserve">N.º </w:t>
-            </w:r>
-            <w:r>
-              <w:rPr>
-                <w:rFonts w:ascii="Times New Roman" w:hAnsi="Times New Roman"/>
-                <w:b w:val="0"/>
-                <w:i w:val="0"/>
-                <w:sz w:val="20"/>
-                <w:u w:val="single"/>
-              </w:rPr>
-              <w:t>_</w:t>
-            </w:r>
-            <w:r>
-              <w:rPr>
-                <w:rFonts w:ascii="Times New Roman" w:hAnsi="Times New Roman"/>
-                <w:b w:val="0"/>
-                <w:i w:val="0"/>
-                <w:sz w:val="20"/>
-                <w:u w:val="single"/>
-              </w:rPr>
-              <w:t>_</w:t>
-            </w:r>
-            <w:r>
-              <w:rPr>
-                <w:rFonts w:ascii="Times New Roman" w:hAnsi="Times New Roman"/>
-                <w:b w:val="0"/>
-                <w:i w:val="0"/>
-                <w:sz w:val="20"/>
-                <w:u w:val="single"/>
-              </w:rPr>
+              <w:t>N.º ____________</w:t>
             </w:r>
           </w:p>
         </w:tc>
@@ -2090,19 +1812,9 @@
                 <w:b w:val="0"/>
                 <w:i w:val="0"/>
                 <w:sz w:val="20"/>
-                <w:u w:val="single"/>
-              </w:rPr>
-              <w:t xml:space="preserve">__ / </w:t>
-            </w:r>
-            <w:r>
-              <w:rPr>
-                <w:rFonts w:ascii="Times New Roman" w:hAnsi="Times New Roman"/>
-                <w:b w:val="0"/>
-                <w:i w:val="0"/>
-                <w:sz w:val="20"/>
                 <w:u w:val="none"/>
               </w:rPr>
-              <w:t>__ / 2026</w:t>
+              <w:t>____ / ____ / 2026</w:t>
             </w:r>
           </w:p>
         </w:tc>
@@ -2221,53 +1933,9 @@
                 <w:rFonts w:ascii="Times New Roman" w:hAnsi="Times New Roman"/>
                 <w:b w:val="0"/>
                 <w:i w:val="0"/>
-                <w:u w:val="single"/>
+                <w:u w:val="none"/>
               </w:rPr>
-              <w:t>_</w:t>
-            </w:r>
-            <w:r>
-              <w:rPr>
-                <w:rFonts w:ascii="Times New Roman" w:hAnsi="Times New Roman"/>
-                <w:b w:val="0"/>
-                <w:i w:val="0"/>
-                <w:u w:val="single"/>
-              </w:rPr>
-              <w:t>_</w:t>
-            </w:r>
-            <w:r>
-              <w:rPr>
-                <w:rFonts w:ascii="Times New Roman" w:hAnsi="Times New Roman"/>
-                <w:b w:val="0"/>
-                <w:i w:val="0"/>
-                <w:u w:val="single"/>
-              </w:rPr>
-              <w:t>_</w:t>
-            </w:r>
-            <w:r>
-              <w:rPr>
-                <w:rFonts w:ascii="Times New Roman" w:hAnsi="Times New Roman"/>
-                <w:b w:val="0"/>
-                <w:i w:val="0"/>
-                <w:u w:val="single"/>
-              </w:rPr>
-              <w:t>_</w:t>
-            </w:r>
-            <w:r>
-              <w:rPr>
-                <w:rFonts w:ascii="Times New Roman" w:hAnsi="Times New Roman"/>
-                <w:b w:val="0"/>
-                <w:i w:val="0"/>
-                <w:u w:val="single"/>
-              </w:rPr>
-              <w:t>_</w:t>
-            </w:r>
-            <w:r>
-              <w:rPr>
-                <w:rFonts w:ascii="Times New Roman" w:hAnsi="Times New Roman"/>
-                <w:b w:val="0"/>
-                <w:i w:val="0"/>
-                <w:u w:val="single"/>
-              </w:rPr>
+              <w:t>____________________________</w:t>
             </w:r>
           </w:p>
           <w:p>
@@ -2329,53 +1997,9 @@
                 <w:rFonts w:ascii="Times New Roman" w:hAnsi="Times New Roman"/>
                 <w:b w:val="0"/>
                 <w:i w:val="0"/>
-                <w:u w:val="single"/>
+                <w:u w:val="none"/>
               </w:rPr>
-              <w:t>_</w:t>
-            </w:r>
-            <w:r>
-              <w:rPr>
-                <w:rFonts w:ascii="Times New Roman" w:hAnsi="Times New Roman"/>
-                <w:b w:val="0"/>
-                <w:i w:val="0"/>
-                <w:u w:val="single"/>
-              </w:rPr>
-              <w:t>_</w:t>
-            </w:r>
-            <w:r>
-              <w:rPr>
-                <w:rFonts w:ascii="Times New Roman" w:hAnsi="Times New Roman"/>
-                <w:b w:val="0"/>
-                <w:i w:val="0"/>
-                <w:u w:val="single"/>
-              </w:rPr>
-              <w:t>_</w:t>
-            </w:r>
-            <w:r>
-              <w:rPr>
-                <w:rFonts w:ascii="Times New Roman" w:hAnsi="Times New Roman"/>
-                <w:b w:val="0"/>
-                <w:i w:val="0"/>
-                <w:u w:val="single"/>
-              </w:rPr>
-              <w:t>_</w:t>
-            </w:r>
-            <w:r>
-              <w:rPr>
-                <w:rFonts w:ascii="Times New Roman" w:hAnsi="Times New Roman"/>
-                <w:b w:val="0"/>
-                <w:i w:val="0"/>
-                <w:u w:val="single"/>
-              </w:rPr>
-              <w:t>_</w:t>
-            </w:r>
-            <w:r>
-              <w:rPr>
-                <w:rFonts w:ascii="Times New Roman" w:hAnsi="Times New Roman"/>
-                <w:b w:val="0"/>
-                <w:i w:val="0"/>
-                <w:u w:val="single"/>
-              </w:rPr>
+              <w:t>____________________________</w:t>
             </w:r>
           </w:p>
           <w:p>
@@ -2855,57 +2479,7 @@
                 <w:sz w:val="20"/>
                 <w:u w:val="none"/>
               </w:rPr>
-              <w:t xml:space="preserve">N.º </w:t>
-            </w:r>
-            <w:r>
-              <w:rPr>
-                <w:rFonts w:ascii="Times New Roman" w:hAnsi="Times New Roman"/>
-                <w:b w:val="0"/>
-                <w:i w:val="0"/>
-                <w:sz w:val="20"/>
-                <w:u w:val="single"/>
-              </w:rPr>
-              <w:t>_</w:t>
-            </w:r>
-            <w:r>
-              <w:rPr>
-                <w:rFonts w:ascii="Times New Roman" w:hAnsi="Times New Roman"/>
-                <w:b w:val="0"/>
-                <w:i w:val="0"/>
-                <w:sz w:val="20"/>
-                <w:u w:val="single"/>
-              </w:rPr>
-              <w:t>_</w:t>
-            </w:r>
-            <w:r>
-              <w:rPr>
-                <w:rFonts w:ascii="Times New Roman" w:hAnsi="Times New Roman"/>
-                <w:b w:val="0"/>
-                <w:i w:val="0"/>
-                <w:sz w:val="20"/>
-                <w:u w:val="single"/>
-              </w:rPr>
-              <w:t xml:space="preserve"> del banco </w:t>
-            </w:r>
-            <w:r>
-              <w:rPr>
-                <w:rFonts w:ascii="Times New Roman" w:hAnsi="Times New Roman"/>
-                <w:b w:val="0"/>
-                <w:i w:val="0"/>
-                <w:sz w:val="20"/>
-                <w:u w:val="single"/>
-              </w:rPr>
-              <w:t>_</w:t>
-            </w:r>
-            <w:r>
-              <w:rPr>
-                <w:rFonts w:ascii="Times New Roman" w:hAnsi="Times New Roman"/>
-                <w:b w:val="0"/>
-                <w:i w:val="0"/>
-                <w:sz w:val="20"/>
-                <w:u w:val="single"/>
-              </w:rPr>
-              <w:t>_</w:t>
+              <w:t>N.º ____________ del banco ____________</w:t>
             </w:r>
           </w:p>
         </w:tc>
@@ -2947,28 +2521,9 @@
                 <w:b w:val="0"/>
                 <w:i w:val="0"/>
                 <w:sz w:val="20"/>
-                <w:u w:val="single"/>
+                <w:u w:val="none"/>
               </w:rPr>
-              <w:t>_</w:t>
-            </w:r>
-            <w:r>
-              <w:rPr>
-                <w:rFonts w:ascii="Times New Roman" w:hAnsi="Times New Roman"/>
-                <w:b w:val="0"/>
-                <w:i w:val="0"/>
-                <w:sz w:val="20"/>
-                <w:u w:val="single"/>
-              </w:rPr>
-              <w:t>_</w:t>
-            </w:r>
-            <w:r>
-              <w:rPr>
-                <w:rFonts w:ascii="Times New Roman" w:hAnsi="Times New Roman"/>
-                <w:b w:val="0"/>
-                <w:i w:val="0"/>
-                <w:sz w:val="20"/>
-                <w:u w:val="single"/>
-              </w:rPr>
+              <w:t>____________</w:t>
             </w:r>
           </w:p>
         </w:tc>
@@ -3057,53 +2612,9 @@
                 <w:rFonts w:ascii="Times New Roman" w:hAnsi="Times New Roman"/>
                 <w:b w:val="0"/>
                 <w:i w:val="0"/>
-                <w:u w:val="single"/>
+                <w:u w:val="none"/>
               </w:rPr>
-              <w:t>_</w:t>
-            </w:r>
-            <w:r>
-              <w:rPr>
-                <w:rFonts w:ascii="Times New Roman" w:hAnsi="Times New Roman"/>
-                <w:b w:val="0"/>
-                <w:i w:val="0"/>
-                <w:u w:val="single"/>
-              </w:rPr>
-              <w:t>_</w:t>
-            </w:r>
-            <w:r>
-              <w:rPr>
-                <w:rFonts w:ascii="Times New Roman" w:hAnsi="Times New Roman"/>
-                <w:b w:val="0"/>
-                <w:i w:val="0"/>
-                <w:u w:val="single"/>
-              </w:rPr>
-              <w:t>_</w:t>
-            </w:r>
-            <w:r>
-              <w:rPr>
-                <w:rFonts w:ascii="Times New Roman" w:hAnsi="Times New Roman"/>
-                <w:b w:val="0"/>
-                <w:i w:val="0"/>
-                <w:u w:val="single"/>
-              </w:rPr>
-              <w:t>_</w:t>
-            </w:r>
-            <w:r>
-              <w:rPr>
-                <w:rFonts w:ascii="Times New Roman" w:hAnsi="Times New Roman"/>
-                <w:b w:val="0"/>
-                <w:i w:val="0"/>
-                <w:u w:val="single"/>
-              </w:rPr>
-              <w:t>_</w:t>
-            </w:r>
-            <w:r>
-              <w:rPr>
-                <w:rFonts w:ascii="Times New Roman" w:hAnsi="Times New Roman"/>
-                <w:b w:val="0"/>
-                <w:i w:val="0"/>
-                <w:u w:val="single"/>
-              </w:rPr>
+              <w:t>____________________________</w:t>
             </w:r>
           </w:p>
           <w:p>
@@ -3165,53 +2676,9 @@
                 <w:rFonts w:ascii="Times New Roman" w:hAnsi="Times New Roman"/>
                 <w:b w:val="0"/>
                 <w:i w:val="0"/>
-                <w:u w:val="single"/>
+                <w:u w:val="none"/>
               </w:rPr>
-              <w:t>_</w:t>
-            </w:r>
-            <w:r>
-              <w:rPr>
-                <w:rFonts w:ascii="Times New Roman" w:hAnsi="Times New Roman"/>
-                <w:b w:val="0"/>
-                <w:i w:val="0"/>
-                <w:u w:val="single"/>
-              </w:rPr>
-              <w:t>_</w:t>
-            </w:r>
-            <w:r>
-              <w:rPr>
-                <w:rFonts w:ascii="Times New Roman" w:hAnsi="Times New Roman"/>
-                <w:b w:val="0"/>
-                <w:i w:val="0"/>
-                <w:u w:val="single"/>
-              </w:rPr>
-              <w:t>_</w:t>
-            </w:r>
-            <w:r>
-              <w:rPr>
-                <w:rFonts w:ascii="Times New Roman" w:hAnsi="Times New Roman"/>
-                <w:b w:val="0"/>
-                <w:i w:val="0"/>
-                <w:u w:val="single"/>
-              </w:rPr>
-              <w:t>_</w:t>
-            </w:r>
-            <w:r>
-              <w:rPr>
-                <w:rFonts w:ascii="Times New Roman" w:hAnsi="Times New Roman"/>
-                <w:b w:val="0"/>
-                <w:i w:val="0"/>
-                <w:u w:val="single"/>
-              </w:rPr>
-              <w:t>_</w:t>
-            </w:r>
-            <w:r>
-              <w:rPr>
-                <w:rFonts w:ascii="Times New Roman" w:hAnsi="Times New Roman"/>
-                <w:b w:val="0"/>
-                <w:i w:val="0"/>
-                <w:u w:val="single"/>
-              </w:rPr>
+              <w:t>____________________________</w:t>
             </w:r>
           </w:p>
           <w:p>
@@ -3643,57 +3110,7 @@
                 <w:sz w:val="20"/>
                 <w:u w:val="none"/>
               </w:rPr>
-              <w:t xml:space="preserve">N.º </w:t>
-            </w:r>
-            <w:r>
-              <w:rPr>
-                <w:rFonts w:ascii="Times New Roman" w:hAnsi="Times New Roman"/>
-                <w:b w:val="0"/>
-                <w:i w:val="0"/>
-                <w:sz w:val="20"/>
-                <w:u w:val="single"/>
-              </w:rPr>
-              <w:t>_</w:t>
-            </w:r>
-            <w:r>
-              <w:rPr>
-                <w:rFonts w:ascii="Times New Roman" w:hAnsi="Times New Roman"/>
-                <w:b w:val="0"/>
-                <w:i w:val="0"/>
-                <w:sz w:val="20"/>
-                <w:u w:val="single"/>
-              </w:rPr>
-              <w:t>_</w:t>
-            </w:r>
-            <w:r>
-              <w:rPr>
-                <w:rFonts w:ascii="Times New Roman" w:hAnsi="Times New Roman"/>
-                <w:b w:val="0"/>
-                <w:i w:val="0"/>
-                <w:sz w:val="20"/>
-                <w:u w:val="single"/>
-              </w:rPr>
-              <w:t xml:space="preserve"> del banco </w:t>
-            </w:r>
-            <w:r>
-              <w:rPr>
-                <w:rFonts w:ascii="Times New Roman" w:hAnsi="Times New Roman"/>
-                <w:b w:val="0"/>
-                <w:i w:val="0"/>
-                <w:sz w:val="20"/>
-                <w:u w:val="single"/>
-              </w:rPr>
-              <w:t>_</w:t>
-            </w:r>
-            <w:r>
-              <w:rPr>
-                <w:rFonts w:ascii="Times New Roman" w:hAnsi="Times New Roman"/>
-                <w:b w:val="0"/>
-                <w:i w:val="0"/>
-                <w:sz w:val="20"/>
-                <w:u w:val="single"/>
-              </w:rPr>
-              <w:t>_</w:t>
+              <w:t>N.º ____________ del banco ____________</w:t>
             </w:r>
           </w:p>
         </w:tc>
@@ -3735,28 +3152,9 @@
                 <w:b w:val="0"/>
                 <w:i w:val="0"/>
                 <w:sz w:val="20"/>
-                <w:u w:val="single"/>
+                <w:u w:val="none"/>
               </w:rPr>
-              <w:t>_</w:t>
-            </w:r>
-            <w:r>
-              <w:rPr>
-                <w:rFonts w:ascii="Times New Roman" w:hAnsi="Times New Roman"/>
-                <w:b w:val="0"/>
-                <w:i w:val="0"/>
-                <w:sz w:val="20"/>
-                <w:u w:val="single"/>
-              </w:rPr>
-              <w:t>_</w:t>
-            </w:r>
-            <w:r>
-              <w:rPr>
-                <w:rFonts w:ascii="Times New Roman" w:hAnsi="Times New Roman"/>
-                <w:b w:val="0"/>
-                <w:i w:val="0"/>
-                <w:sz w:val="20"/>
-                <w:u w:val="single"/>
-              </w:rPr>
+              <w:t>____________</w:t>
             </w:r>
           </w:p>
         </w:tc>
@@ -3845,53 +3243,9 @@
                 <w:rFonts w:ascii="Times New Roman" w:hAnsi="Times New Roman"/>
                 <w:b w:val="0"/>
                 <w:i w:val="0"/>
-                <w:u w:val="single"/>
+                <w:u w:val="none"/>
               </w:rPr>
-              <w:t>_</w:t>
-            </w:r>
-            <w:r>
-              <w:rPr>
-                <w:rFonts w:ascii="Times New Roman" w:hAnsi="Times New Roman"/>
-                <w:b w:val="0"/>
-                <w:i w:val="0"/>
-                <w:u w:val="single"/>
-              </w:rPr>
-              <w:t>_</w:t>
-            </w:r>
-            <w:r>
-              <w:rPr>
-                <w:rFonts w:ascii="Times New Roman" w:hAnsi="Times New Roman"/>
-                <w:b w:val="0"/>
-                <w:i w:val="0"/>
-                <w:u w:val="single"/>
-              </w:rPr>
-              <w:t>_</w:t>
-            </w:r>
-            <w:r>
-              <w:rPr>
-                <w:rFonts w:ascii="Times New Roman" w:hAnsi="Times New Roman"/>
-                <w:b w:val="0"/>
-                <w:i w:val="0"/>
-                <w:u w:val="single"/>
-              </w:rPr>
-              <w:t>_</w:t>
-            </w:r>
-            <w:r>
-              <w:rPr>
-                <w:rFonts w:ascii="Times New Roman" w:hAnsi="Times New Roman"/>
-                <w:b w:val="0"/>
-                <w:i w:val="0"/>
-                <w:u w:val="single"/>
-              </w:rPr>
-              <w:t>_</w:t>
-            </w:r>
-            <w:r>
-              <w:rPr>
-                <w:rFonts w:ascii="Times New Roman" w:hAnsi="Times New Roman"/>
-                <w:b w:val="0"/>
-                <w:i w:val="0"/>
-                <w:u w:val="single"/>
-              </w:rPr>
+              <w:t>____________________________</w:t>
             </w:r>
           </w:p>
           <w:p>
@@ -3953,53 +3307,9 @@
                 <w:rFonts w:ascii="Times New Roman" w:hAnsi="Times New Roman"/>
                 <w:b w:val="0"/>
                 <w:i w:val="0"/>
-                <w:u w:val="single"/>
+                <w:u w:val="none"/>
               </w:rPr>
-              <w:t>_</w:t>
-            </w:r>
-            <w:r>
-              <w:rPr>
-                <w:rFonts w:ascii="Times New Roman" w:hAnsi="Times New Roman"/>
-                <w:b w:val="0"/>
-                <w:i w:val="0"/>
-                <w:u w:val="single"/>
-              </w:rPr>
-              <w:t>_</w:t>
-            </w:r>
-            <w:r>
-              <w:rPr>
-                <w:rFonts w:ascii="Times New Roman" w:hAnsi="Times New Roman"/>
-                <w:b w:val="0"/>
-                <w:i w:val="0"/>
-                <w:u w:val="single"/>
-              </w:rPr>
-              <w:t>_</w:t>
-            </w:r>
-            <w:r>
-              <w:rPr>
-                <w:rFonts w:ascii="Times New Roman" w:hAnsi="Times New Roman"/>
-                <w:b w:val="0"/>
-                <w:i w:val="0"/>
-                <w:u w:val="single"/>
-              </w:rPr>
-              <w:t>_</w:t>
-            </w:r>
-            <w:r>
-              <w:rPr>
-                <w:rFonts w:ascii="Times New Roman" w:hAnsi="Times New Roman"/>
-                <w:b w:val="0"/>
-                <w:i w:val="0"/>
-                <w:u w:val="single"/>
-              </w:rPr>
-              <w:t>_</w:t>
-            </w:r>
-            <w:r>
-              <w:rPr>
-                <w:rFonts w:ascii="Times New Roman" w:hAnsi="Times New Roman"/>
-                <w:b w:val="0"/>
-                <w:i w:val="0"/>
-                <w:u w:val="single"/>
-              </w:rPr>
+              <w:t>____________________________</w:t>
             </w:r>
           </w:p>
           <w:p>

--- a/constitucion_sas_nova_bienestar/docx/09_Titulos_de_acciones_y_comprobantes_de_aporte.docx
+++ b/constitucion_sas_nova_bienestar/docx/09_Titulos_de_acciones_y_comprobantes_de_aporte.docx
@@ -222,7 +222,7 @@
           <w:i w:val="0"/>
           <w:u w:val="none"/>
         </w:rPr>
-        <w:t>Sociedad por acciones simplificada — NIT ____________</w:t>
+        <w:t>Sociedad por acciones simplificada, NIT ____________</w:t>
       </w:r>
     </w:p>
     <w:p>
@@ -680,7 +680,7 @@
                 <w:sz w:val="20"/>
                 <w:u w:val="none"/>
               </w:rPr>
-              <w:t xml:space="preserve"> — íntegramente pagadas en dinero</w:t>
+              <w:t>, íntegramente pagadas en dinero</w:t>
             </w:r>
           </w:p>
         </w:tc>
@@ -1180,7 +1180,7 @@
           <w:i w:val="0"/>
           <w:u w:val="none"/>
         </w:rPr>
-        <w:t>Sociedad por acciones simplificada — NIT ____________</w:t>
+        <w:t>Sociedad por acciones simplificada, NIT ____________</w:t>
       </w:r>
     </w:p>
     <w:p>
@@ -1638,7 +1638,7 @@
                 <w:sz w:val="20"/>
                 <w:u w:val="none"/>
               </w:rPr>
-              <w:t xml:space="preserve"> — íntegramente pagadas en dinero</w:t>
+              <w:t>, íntegramente pagadas en dinero</w:t>
             </w:r>
           </w:p>
         </w:tc>
@@ -1860,7 +1860,7 @@
           <w:i w:val="0"/>
           <w:u w:val="none"/>
         </w:rPr>
-        <w:t xml:space="preserve"> del artículo 14 de los estatutos —cuya inobservancia produce la </w:t>
+        <w:t xml:space="preserve"> del artículo 14 de los estatutos, cuya inobservancia produce la </w:t>
       </w:r>
       <w:r>
         <w:rPr>
@@ -1878,7 +1878,7 @@
           <w:i w:val="0"/>
           <w:u w:val="none"/>
         </w:rPr>
-        <w:t xml:space="preserve"> de la enajenación— y a la </w:t>
+        <w:t xml:space="preserve"> de la enajenación, y a la </w:t>
       </w:r>
       <w:r>
         <w:rPr>
@@ -1980,7 +1980,7 @@
                 <w:sz w:val="20"/>
                 <w:u w:val="none"/>
               </w:rPr>
-              <w:t>Titular — recibe conforme</w:t>
+              <w:t>Titular, recibe conforme</w:t>
             </w:r>
           </w:p>
         </w:tc>
@@ -2303,7 +2303,7 @@
                 <w:sz w:val="20"/>
                 <w:u w:val="none"/>
               </w:rPr>
-              <w:t>Mariana López Castaño — C.C. 1.039.672.481</w:t>
+              <w:t>Mariana López Castaño, C.C. 1.039.672.481</w:t>
             </w:r>
           </w:p>
         </w:tc>
@@ -2723,7 +2723,7 @@
                 <w:sz w:val="20"/>
                 <w:u w:val="none"/>
               </w:rPr>
-              <w:t>Representante legal — recibe</w:t>
+              <w:t>Representante legal, recibe</w:t>
             </w:r>
           </w:p>
         </w:tc>
@@ -2934,7 +2934,7 @@
                 <w:sz w:val="20"/>
                 <w:u w:val="none"/>
               </w:rPr>
-              <w:t>Felipe Andrés Gómez Vélez — C.C. 1.152.846.390</w:t>
+              <w:t>Felipe Andrés Gómez Vélez, C.C. 1.152.846.390</w:t>
             </w:r>
           </w:p>
         </w:tc>
@@ -3354,7 +3354,7 @@
                 <w:sz w:val="20"/>
                 <w:u w:val="none"/>
               </w:rPr>
-              <w:t>Representante legal — recibe</w:t>
+              <w:t>Representante legal, recibe</w:t>
             </w:r>
           </w:p>
         </w:tc>
@@ -3467,7 +3467,7 @@
                 <w:sz w:val="20"/>
                 <w:u w:val="none"/>
               </w:rPr>
-              <w:t>Comprobante n.º 001 — Mariana López Castaño</w:t>
+              <w:t>Comprobante n.º 001. Mariana López Castaño</w:t>
             </w:r>
           </w:p>
         </w:tc>
@@ -3532,7 +3532,7 @@
                 <w:sz w:val="20"/>
                 <w:u w:val="none"/>
               </w:rPr>
-              <w:t>Comprobante n.º 002 — Felipe Andrés Gómez Vélez</w:t>
+              <w:t>Comprobante n.º 002. Felipe Andrés Gómez Vélez</w:t>
             </w:r>
           </w:p>
         </w:tc>
@@ -3737,7 +3737,7 @@
         <w:color w:val="555555"/>
         <w:sz w:val="16"/>
       </w:rPr>
-      <w:t>NOVA BIENESTAR INTEGRAL S.A.S. — Títulos de acciones y comprobantes de aporte</w:t>
+      <w:t>NOVA BIENESTAR INTEGRAL S.A.S. Títulos de acciones y comprobantes de aporte</w:t>
     </w:r>
   </w:p>
 </w:hdr>
